--- a/fixtures-staging/probe-charts-basic.docx
+++ b/fixtures-staging/probe-charts-basic.docx
@@ -569,6 +569,19 @@
         <c:majorTickMark val="out"/>
         <c:minorTickMark val="none"/>
         <c:tickLblPos val="nextTo"/>
+        <c:spPr>
+          <a:noFill/>
+          <a:ln w="9525" cap="flat" cmpd="sng" algn="ctr">
+            <a:solidFill>
+              <a:schemeClr val="tx1">
+                <a:lumMod val="15000"/>
+                <a:lumOff val="85000"/>
+              </a:schemeClr>
+            </a:solidFill>
+            <a:round/>
+          </a:ln>
+          <a:effectLst/>
+        </c:spPr>
         <c:crossAx val="48672768"/>
         <c:crosses val="autoZero"/>
         <c:auto val="1"/>
@@ -582,11 +595,38 @@
         </c:scaling>
         <c:delete val="0"/>
         <c:axPos val="l"/>
-        <c:majorGridlines/>
+        <c:majorGridlines>
+          <c:spPr>
+            <a:noFill/>
+            <a:ln w="9525" cap="flat" cmpd="sng" algn="ctr">
+              <a:solidFill>
+                <a:schemeClr val="tx1">
+                  <a:lumMod val="15000"/>
+                  <a:lumOff val="85000"/>
+                </a:schemeClr>
+              </a:solidFill>
+              <a:round/>
+            </a:ln>
+            <a:effectLst/>
+          </c:spPr>
+        </c:majorGridlines>
         <c:numFmt formatCode="General" sourceLinked="1"/>
         <c:majorTickMark val="none"/>
         <c:minorTickMark val="none"/>
         <c:tickLblPos val="nextTo"/>
+        <c:spPr>
+          <a:noFill/>
+          <a:ln w="9525" cap="flat" cmpd="sng" algn="ctr">
+            <a:solidFill>
+              <a:schemeClr val="tx1">
+                <a:lumMod val="15000"/>
+                <a:lumOff val="85000"/>
+              </a:schemeClr>
+            </a:solidFill>
+            <a:round/>
+          </a:ln>
+          <a:effectLst/>
+        </c:spPr>
         <c:crossAx val="48650112"/>
         <c:crosses val="autoZero"/>
         <c:crossBetween val="between"/>
@@ -601,6 +641,15 @@
     <c:dispBlanksAs val="gap"/>
     <c:showDLblsOverMax val="0"/>
   </c:chart>
+  <c:spPr>
+    <a:solidFill>
+      <a:schemeClr val="bg1"/>
+    </a:solidFill>
+    <a:ln>
+      <a:noFill/>
+    </a:ln>
+    <a:effectLst/>
+  </c:spPr>
   <c:externalData r:id="rId1">
     <c:autoUpdate val="0"/>
   </c:externalData>
@@ -766,6 +815,19 @@
         <c:majorTickMark val="out"/>
         <c:minorTickMark val="none"/>
         <c:tickLblPos val="nextTo"/>
+        <c:spPr>
+          <a:noFill/>
+          <a:ln w="9525" cap="flat" cmpd="sng" algn="ctr">
+            <a:solidFill>
+              <a:schemeClr val="tx1">
+                <a:lumMod val="15000"/>
+                <a:lumOff val="85000"/>
+              </a:schemeClr>
+            </a:solidFill>
+            <a:round/>
+          </a:ln>
+          <a:effectLst/>
+        </c:spPr>
         <c:crossAx val="48672768"/>
         <c:crosses val="autoZero"/>
         <c:auto val="1"/>
@@ -779,11 +841,38 @@
         </c:scaling>
         <c:delete val="0"/>
         <c:axPos val="l"/>
-        <c:majorGridlines/>
+        <c:majorGridlines>
+          <c:spPr>
+            <a:noFill/>
+            <a:ln w="9525" cap="flat" cmpd="sng" algn="ctr">
+              <a:solidFill>
+                <a:schemeClr val="tx1">
+                  <a:lumMod val="15000"/>
+                  <a:lumOff val="85000"/>
+                </a:schemeClr>
+              </a:solidFill>
+              <a:round/>
+            </a:ln>
+            <a:effectLst/>
+          </c:spPr>
+        </c:majorGridlines>
         <c:numFmt formatCode="General" sourceLinked="1"/>
         <c:majorTickMark val="none"/>
         <c:minorTickMark val="none"/>
         <c:tickLblPos val="nextTo"/>
+        <c:spPr>
+          <a:noFill/>
+          <a:ln w="9525" cap="flat" cmpd="sng" algn="ctr">
+            <a:solidFill>
+              <a:schemeClr val="tx1">
+                <a:lumMod val="15000"/>
+                <a:lumOff val="85000"/>
+              </a:schemeClr>
+            </a:solidFill>
+            <a:round/>
+          </a:ln>
+          <a:effectLst/>
+        </c:spPr>
         <c:crossAx val="48650112"/>
         <c:crosses val="autoZero"/>
         <c:crossBetween val="midCat"/>
@@ -798,6 +887,15 @@
     <c:dispBlanksAs val="gap"/>
     <c:showDLblsOverMax val="0"/>
   </c:chart>
+  <c:spPr>
+    <a:solidFill>
+      <a:schemeClr val="bg1"/>
+    </a:solidFill>
+    <a:ln>
+      <a:noFill/>
+    </a:ln>
+    <a:effectLst/>
+  </c:spPr>
   <c:externalData r:id="rId1">
     <c:autoUpdate val="0"/>
   </c:externalData>
@@ -900,6 +998,15 @@
     <c:dispBlanksAs val="gap"/>
     <c:showDLblsOverMax val="0"/>
   </c:chart>
+  <c:spPr>
+    <a:solidFill>
+      <a:schemeClr val="bg1"/>
+    </a:solidFill>
+    <a:ln>
+      <a:noFill/>
+    </a:ln>
+    <a:effectLst/>
+  </c:spPr>
   <c:externalData r:id="rId1">
     <c:autoUpdate val="0"/>
   </c:externalData>
@@ -1063,6 +1170,19 @@
         <c:majorTickMark val="out"/>
         <c:minorTickMark val="none"/>
         <c:tickLblPos val="nextTo"/>
+        <c:spPr>
+          <a:noFill/>
+          <a:ln w="9525" cap="flat" cmpd="sng" algn="ctr">
+            <a:solidFill>
+              <a:schemeClr val="tx1">
+                <a:lumMod val="15000"/>
+                <a:lumOff val="85000"/>
+              </a:schemeClr>
+            </a:solidFill>
+            <a:round/>
+          </a:ln>
+          <a:effectLst/>
+        </c:spPr>
         <c:crossAx val="48672768"/>
         <c:crosses val="autoZero"/>
         <c:auto val="1"/>
@@ -1076,11 +1196,38 @@
         </c:scaling>
         <c:delete val="0"/>
         <c:axPos val="b"/>
-        <c:majorGridlines/>
+        <c:majorGridlines>
+          <c:spPr>
+            <a:noFill/>
+            <a:ln w="9525" cap="flat" cmpd="sng" algn="ctr">
+              <a:solidFill>
+                <a:schemeClr val="tx1">
+                  <a:lumMod val="15000"/>
+                  <a:lumOff val="85000"/>
+                </a:schemeClr>
+              </a:solidFill>
+              <a:round/>
+            </a:ln>
+            <a:effectLst/>
+          </c:spPr>
+        </c:majorGridlines>
         <c:numFmt formatCode="General" sourceLinked="1"/>
         <c:majorTickMark val="none"/>
         <c:minorTickMark val="none"/>
         <c:tickLblPos val="nextTo"/>
+        <c:spPr>
+          <a:noFill/>
+          <a:ln w="9525" cap="flat" cmpd="sng" algn="ctr">
+            <a:solidFill>
+              <a:schemeClr val="tx1">
+                <a:lumMod val="15000"/>
+                <a:lumOff val="85000"/>
+              </a:schemeClr>
+            </a:solidFill>
+            <a:round/>
+          </a:ln>
+          <a:effectLst/>
+        </c:spPr>
         <c:crossAx val="48650112"/>
         <c:crosses val="autoZero"/>
         <c:crossBetween val="between"/>
@@ -1095,6 +1242,15 @@
     <c:dispBlanksAs val="gap"/>
     <c:showDLblsOverMax val="0"/>
   </c:chart>
+  <c:spPr>
+    <a:solidFill>
+      <a:schemeClr val="bg1"/>
+    </a:solidFill>
+    <a:ln>
+      <a:noFill/>
+    </a:ln>
+    <a:effectLst/>
+  </c:spPr>
   <c:externalData r:id="rId1">
     <c:autoUpdate val="0"/>
   </c:externalData>
@@ -1256,6 +1412,19 @@
         <c:majorTickMark val="out"/>
         <c:minorTickMark val="none"/>
         <c:tickLblPos val="nextTo"/>
+        <c:spPr>
+          <a:noFill/>
+          <a:ln w="9525" cap="flat" cmpd="sng" algn="ctr">
+            <a:solidFill>
+              <a:schemeClr val="tx1">
+                <a:lumMod val="15000"/>
+                <a:lumOff val="85000"/>
+              </a:schemeClr>
+            </a:solidFill>
+            <a:round/>
+          </a:ln>
+          <a:effectLst/>
+        </c:spPr>
         <c:crossAx val="48672768"/>
         <c:crosses val="autoZero"/>
         <c:auto val="1"/>
@@ -1269,11 +1438,38 @@
         </c:scaling>
         <c:delete val="0"/>
         <c:axPos val="l"/>
-        <c:majorGridlines/>
+        <c:majorGridlines>
+          <c:spPr>
+            <a:noFill/>
+            <a:ln w="9525" cap="flat" cmpd="sng" algn="ctr">
+              <a:solidFill>
+                <a:schemeClr val="tx1">
+                  <a:lumMod val="15000"/>
+                  <a:lumOff val="85000"/>
+                </a:schemeClr>
+              </a:solidFill>
+              <a:round/>
+            </a:ln>
+            <a:effectLst/>
+          </c:spPr>
+        </c:majorGridlines>
         <c:numFmt formatCode="General" sourceLinked="1"/>
         <c:majorTickMark val="none"/>
         <c:minorTickMark val="none"/>
         <c:tickLblPos val="nextTo"/>
+        <c:spPr>
+          <a:noFill/>
+          <a:ln w="9525" cap="flat" cmpd="sng" algn="ctr">
+            <a:solidFill>
+              <a:schemeClr val="tx1">
+                <a:lumMod val="15000"/>
+                <a:lumOff val="85000"/>
+              </a:schemeClr>
+            </a:solidFill>
+            <a:round/>
+          </a:ln>
+          <a:effectLst/>
+        </c:spPr>
         <c:crossAx val="48650112"/>
         <c:crosses val="autoZero"/>
         <c:crossBetween val="midCat"/>
@@ -1288,6 +1484,15 @@
     <c:dispBlanksAs val="gap"/>
     <c:showDLblsOverMax val="0"/>
   </c:chart>
+  <c:spPr>
+    <a:solidFill>
+      <a:schemeClr val="bg1"/>
+    </a:solidFill>
+    <a:ln>
+      <a:noFill/>
+    </a:ln>
+    <a:effectLst/>
+  </c:spPr>
   <c:externalData r:id="rId1">
     <c:autoUpdate val="0"/>
   </c:externalData>

--- a/fixtures-staging/probe-charts-basic.docx
+++ b/fixtures-staging/probe-charts-basic.docx
@@ -699,6 +699,30 @@
               </c:strCache>
             </c:strRef>
           </c:tx>
+          <c:spPr>
+            <a:ln w="38100" cap="rnd">
+              <a:solidFill>
+                <a:schemeClr val="accent1"/>
+              </a:solidFill>
+              <a:round/>
+            </a:ln>
+            <a:effectLst/>
+          </c:spPr>
+          <c:marker>
+            <c:symbol val="diamond"/>
+            <c:size val="9"/>
+            <c:spPr>
+              <a:solidFill>
+                <a:schemeClr val="accent1"/>
+              </a:solidFill>
+              <a:ln w="12700">
+                <a:solidFill>
+                  <a:schemeClr val="accent1"/>
+                </a:solidFill>
+              </a:ln>
+              <a:effectLst/>
+            </c:spPr>
+          </c:marker>
           <c:cat>
             <c:strRef>
               <c:f>Data!$A$2:$A$5</c:f>
@@ -756,6 +780,30 @@
               </c:strCache>
             </c:strRef>
           </c:tx>
+          <c:spPr>
+            <a:ln w="38100" cap="rnd">
+              <a:solidFill>
+                <a:schemeClr val="accent2"/>
+              </a:solidFill>
+              <a:round/>
+            </a:ln>
+            <a:effectLst/>
+          </c:spPr>
+          <c:marker>
+            <c:symbol val="square"/>
+            <c:size val="9"/>
+            <c:spPr>
+              <a:solidFill>
+                <a:schemeClr val="accent2"/>
+              </a:solidFill>
+              <a:ln w="12700">
+                <a:solidFill>
+                  <a:schemeClr val="accent2"/>
+                </a:solidFill>
+              </a:ln>
+              <a:effectLst/>
+            </c:spPr>
+          </c:marker>
           <c:cat>
             <c:strRef>
               <c:f>Data!$A$2:$A$5</c:f>
